--- a/eda_report.docx
+++ b/eda_report.docx
@@ -19,16 +19,23 @@
     </w:p>
     <w:p>
       <w:pPr>
-        <w:pStyle w:val="Heading1"/>
+        <w:pStyle w:val="Heading2"/>
       </w:pPr>
       <w:r>
         <w:t xml:space="preserve">4.1. Một vài thống kê </w:t>
       </w:r>
     </w:p>
     <w:p>
-      <w:r>
+      <w:pPr>
+        <w:keepNext/>
+        <w:jc w:val="center"/>
+      </w:pPr>
+      <w:r>
+        <w:rPr>
+          <w:noProof/>
+        </w:rPr>
         <w:drawing>
-          <wp:inline distT="0" distB="0" distL="0" distR="0" wp14:anchorId="11A657A4" wp14:editId="54812BCA">
+          <wp:inline distT="0" distB="0" distL="0" distR="0" wp14:anchorId="11A657A4" wp14:editId="4F0BFF41">
             <wp:extent cx="5733415" cy="1533525"/>
             <wp:effectExtent l="0" t="0" r="635" b="9525"/>
             <wp:docPr id="13" name="Picture 13"/>
@@ -64,29 +71,82 @@
         </w:drawing>
       </w:r>
     </w:p>
-    <w:p/>
-    <w:p>
-      <w:pPr>
+    <w:p>
+      <w:pPr>
+        <w:pStyle w:val="Caption"/>
+        <w:spacing w:line="360" w:lineRule="auto"/>
+        <w:jc w:val="center"/>
+        <w:rPr>
+          <w:sz w:val="24"/>
+          <w:szCs w:val="24"/>
+        </w:rPr>
+      </w:pPr>
+      <w:r>
+        <w:rPr>
+          <w:sz w:val="24"/>
+          <w:szCs w:val="24"/>
+        </w:rPr>
+        <w:t>Hình 4.1. Bảng thống kê mô tả của bộ dữ liệu</w:t>
+      </w:r>
+    </w:p>
+    <w:p>
+      <w:r>
+        <w:rPr>
+          <w:color w:val="27251E"/>
+        </w:rPr>
+        <w:t>Bảng thống kê mô tả trình bày các chỉ số cơ bản cho chín biến trong bộ dữ liệu gồm: longitude, latitude, housing_median_age, total_rooms, total_bedrooms, population, households, median_income và median_house_value. Mỗi biến đều có cùng số lượng quan sát là 20.640, thể hiện ở hàng “count”, cho thấy các biến này được đo lường đầy đủ trên cùng một tập mẫu. Các chỉ số được cung cấp bao gồm giá trị trung bình (mean), độ lệch chuẩn (std), giá trị nhỏ nhất (min), các phân vị 25%, 50%, 75% và giá trị lớn nhất (max), giúp mô tả phân bố của từng biến.</w:t>
+      </w:r>
+    </w:p>
+    <w:p>
+      <w:r>
+        <w:t>Theo hình</w:t>
+      </w:r>
+      <w:r>
+        <w:t xml:space="preserve"> 4.1</w:t>
+      </w:r>
+      <w:r>
+        <w:t xml:space="preserve">, giá trị trung bình của median_income khoảng 3,87, trong khi median_house_value trung bình vào khoảng 206.856; độ lệch chuẩn tương ứng của hai biến này là khoảng 1,90 và 115.396, cho thấy các giá trị của chúng dao động đáng kể quanh giá trị trung bình. </w:t>
+      </w:r>
+    </w:p>
+    <w:p>
+      <w:r>
+        <w:t>Về mặt dân cư, số phòng trung bình khoảng 2.636 phòng (total_rooms), dân số trung bình khoảng 1.425 người (population) và số hộ trung bình khoảng 500 hộ (households).</w:t>
+      </w:r>
+      <w:r>
+        <w:t xml:space="preserve"> Ngoài giá trị trung bình, khi xét đến khoảng biến thiên ta thấy thang đo c</w:t>
+      </w:r>
+      <w:r>
+        <w:t xml:space="preserve">ủa các biến khác nhau khá lớn: một số biến như total_rooms hay population có giá trị lên tới hàng chục nghìn trong khi các biến như median_income </w:t>
+      </w:r>
+      <w:r>
+        <w:t>nằm trên khoảng giá trị rất nhỏ. Theo như nhóm đã tìm hiểu, giá trị của biến median_income được tính theo đơn vị 10.000 USD tức là nếu giá trị của median_income là 0.5 thì thu nhập trung vị thực tế tương ứng khoảng 5.000USD/năm.</w:t>
+      </w:r>
+    </w:p>
+    <w:p>
+      <w:pPr>
+        <w:rPr>
+          <w:b/>
+          <w:bCs/>
+        </w:rPr>
+      </w:pPr>
+      <w:r>
         <w:rPr>
           <w:b/>
           <w:bCs/>
           <w:u w:val="single"/>
         </w:rPr>
-      </w:pPr>
-      <w:r>
-        <w:rPr>
-          <w:b/>
-          <w:bCs/>
-          <w:u w:val="single"/>
-        </w:rPr>
         <w:t>Kiểm tra dữ liệu thiếu:</w:t>
       </w:r>
     </w:p>
     <w:p>
       <w:pPr>
+        <w:keepNext/>
         <w:jc w:val="center"/>
       </w:pPr>
       <w:r>
+        <w:rPr>
+          <w:noProof/>
+        </w:rPr>
         <w:drawing>
           <wp:inline distT="0" distB="0" distL="0" distR="0" wp14:anchorId="3844AB59" wp14:editId="1F2575B2">
             <wp:extent cx="4981517" cy="1366520"/>
@@ -126,6 +186,24 @@
     </w:p>
     <w:p>
       <w:pPr>
+        <w:pStyle w:val="Caption"/>
+        <w:spacing w:line="360" w:lineRule="auto"/>
+        <w:jc w:val="center"/>
+        <w:rPr>
+          <w:sz w:val="24"/>
+          <w:szCs w:val="24"/>
+        </w:rPr>
+      </w:pPr>
+      <w:r>
+        <w:rPr>
+          <w:sz w:val="24"/>
+          <w:szCs w:val="24"/>
+        </w:rPr>
+        <w:t>Hình 4.2 Mã kiểm tra dữ liệu thiếu</w:t>
+      </w:r>
+    </w:p>
+    <w:p>
+      <w:pPr>
         <w:rPr>
           <w:color w:val="27251E"/>
         </w:rPr>
@@ -134,34 +212,59 @@
         <w:rPr>
           <w:color w:val="27251E"/>
         </w:rPr>
-        <w:t>Qua quá trình kiểm tra và làm sạch ban đầu, tập dữ liệu ghi nhận có 207 dòng bị thiếu giá trị tại biến</w:t>
+        <w:t>Qua quá trình kiểm tra</w:t>
       </w:r>
       <w:r>
         <w:rPr>
           <w:color w:val="27251E"/>
         </w:rPr>
-        <w:t xml:space="preserve"> total_bedrooms. </w:t>
-      </w:r>
-    </w:p>
-    <w:p>
-      <w:r>
-        <w:lastRenderedPageBreak/>
-        <w:t>D</w:t>
-      </w:r>
-      <w:r>
-        <w:t>ùng KS-test (Kolmogorov-Smirnov) để kiểm tra xem phân phối các biến khác có khác biệt có ý nghĩa thống kê giữa nhóm missing vs non-missing hay không.</w:t>
-      </w:r>
-    </w:p>
-    <w:p>
-      <w:pPr>
+        <w:t xml:space="preserve">, </w:t>
+      </w:r>
+      <w:r>
+        <w:rPr>
+          <w:color w:val="27251E"/>
+        </w:rPr>
+        <w:t>tập dữ liệu</w:t>
+      </w:r>
+      <w:r>
+        <w:rPr>
+          <w:color w:val="27251E"/>
+        </w:rPr>
+        <w:t xml:space="preserve"> được</w:t>
+      </w:r>
+      <w:r>
+        <w:rPr>
+          <w:color w:val="27251E"/>
+        </w:rPr>
+        <w:t xml:space="preserve"> ghi nhận có 207 </w:t>
+      </w:r>
+      <w:r>
+        <w:rPr>
+          <w:color w:val="27251E"/>
+        </w:rPr>
+        <w:t xml:space="preserve">dòng giá trị bị thiếu tại biến total_bedrooms. </w:t>
+      </w:r>
+      <w:r>
+        <w:rPr>
+          <w:color w:val="27251E"/>
+        </w:rPr>
+        <w:t>Để đánh giá bản chất của các giá trị thiếu, nhóm tiến hành trực quan hóa phân phối của các biến liên quan cho hai nhóm quan sát (nhóm có thiếu và nhóm khong thiếu ở total_bedrooms), qua đó so sánh xem 2 nhóm này có xuất hiện khác biệt đáng kể hay không.</w:t>
+      </w:r>
+    </w:p>
+    <w:p>
+      <w:pPr>
+        <w:keepNext/>
         <w:jc w:val="center"/>
       </w:pPr>
       <w:r>
+        <w:rPr>
+          <w:color w:val="27251E"/>
+        </w:rPr>
         <w:drawing>
-          <wp:inline distT="0" distB="0" distL="0" distR="0" wp14:anchorId="3CF1B6BB" wp14:editId="4BAD7723">
-            <wp:extent cx="3545404" cy="3966737"/>
-            <wp:effectExtent l="0" t="0" r="0" b="0"/>
-            <wp:docPr id="15" name="Picture 15"/>
+          <wp:inline distT="0" distB="0" distL="0" distR="0" wp14:anchorId="72C3E4BE" wp14:editId="1DF5DF12">
+            <wp:extent cx="3635161" cy="2045642"/>
+            <wp:effectExtent l="0" t="0" r="3810" b="0"/>
+            <wp:docPr id="2" name="Picture 2"/>
             <wp:cNvGraphicFramePr>
               <a:graphicFrameLocks xmlns:a="http://schemas.openxmlformats.org/drawingml/2006/main" noChangeAspect="1"/>
             </wp:cNvGraphicFramePr>
@@ -181,7 +284,7 @@
                   <pic:spPr>
                     <a:xfrm>
                       <a:off x="0" y="0"/>
-                      <a:ext cx="3551775" cy="3973865"/>
+                      <a:ext cx="3647199" cy="2052416"/>
                     </a:xfrm>
                     <a:prstGeom prst="rect">
                       <a:avLst/>
@@ -196,9 +299,57 @@
     </w:p>
     <w:p>
       <w:pPr>
+        <w:pStyle w:val="Caption"/>
+        <w:spacing w:line="360" w:lineRule="auto"/>
         <w:jc w:val="center"/>
-      </w:pPr>
-      <w:r>
+        <w:rPr>
+          <w:color w:val="27251E"/>
+          <w:sz w:val="24"/>
+          <w:szCs w:val="24"/>
+        </w:rPr>
+      </w:pPr>
+      <w:r>
+        <w:rPr>
+          <w:sz w:val="24"/>
+          <w:szCs w:val="24"/>
+        </w:rPr>
+        <w:t>Hình 4.3. Trực quan hóa thống kê của 2 nhóm (thiếu và không thiếu)</w:t>
+      </w:r>
+    </w:p>
+    <w:p>
+      <w:pPr>
+        <w:rPr>
+          <w:color w:val="27251E"/>
+        </w:rPr>
+      </w:pPr>
+      <w:r>
+        <w:rPr>
+          <w:color w:val="27251E"/>
+        </w:rPr>
+        <w:t>Thông qua các giá trị thông kê từ hình 4.3, ta thấy các chỉ số như mean, std, các phân vị và max giữa 2 nhóm khá gần nhau. Điều này cho thấy phân bố median_house_value của hai nhóm không khác biệt rõ rệt, củng cố việc nhận định việc thiếu total_bedrooms có vẽ là ngẫu nhiên.</w:t>
+      </w:r>
+    </w:p>
+    <w:p>
+      <w:pPr>
+        <w:rPr>
+          <w:color w:val="27251E"/>
+        </w:rPr>
+      </w:pPr>
+      <w:r>
+        <w:rPr>
+          <w:color w:val="27251E"/>
+        </w:rPr>
+        <w:t>Tiếp tục, nhóm kiểm tra liệu các giá trị thiếu ở biến total_bedrooms có tập trung vào một khu vực địa lý cụ thể hay không, nhóm tiến hành nhóm dữ liệu thoe biến ocean_proximity và tính số lượng như tỉ lệ thiếu của total_bedrooms trong từng nhóm.</w:t>
+      </w:r>
+    </w:p>
+    <w:p>
+      <w:pPr>
+        <w:jc w:val="center"/>
+      </w:pPr>
+      <w:r>
+        <w:rPr>
+          <w:noProof/>
+        </w:rPr>
         <w:drawing>
           <wp:inline distT="0" distB="0" distL="0" distR="0" wp14:anchorId="62B88368" wp14:editId="5AE89A73">
             <wp:extent cx="3443797" cy="2577465"/>
@@ -238,13 +389,18 @@
     </w:p>
     <w:p>
       <w:r>
-        <w:t>Không có sự khác biệt có ý nghĩa thống kê: Tất cả các biến số được kiểm tra đều có giá trị p-value lớn hơn mức ý nghĩa chuẩn 0.05. Mặc dù biến total_rooms có giá trị p-value (0.0587) tiệm cận với mức 0.05, nhưng vẫn chưa đủ cơ sở để bác bỏ giả thuyết H0.</w:t>
-      </w:r>
-    </w:p>
-    <w:p>
-      <w:r>
-        <w:lastRenderedPageBreak/>
-        <w:t xml:space="preserve">Bản chất của việc khuyết thiếu: Vì không có sự khác biệt đáng kể về phân phối dữ liệu của các biến số khác giữa nhóm thiếu và không thiếu total_bedrooms, chúng ta có thể kết luận rằng việc thiếu 207 dòng dữ liệu này xảy ra một cách ngẫu nhiên. Cơ chế thiếu dữ liệu trong trường hợp này nghiêng về MCAR (Missing Completely </w:t>
+        <w:t>Ta thấy dữ liệu thiếu không tập trung ở riêng một vùng nào, trong khá đồng đều.</w:t>
+      </w:r>
+    </w:p>
+    <w:p>
+      <w:r>
+        <w:t xml:space="preserve">Vì không có sự khác biệt đáng kể về phân phối dữ liệu của các biến số khác giữa nhóm thiếu và không thiếu total_bedrooms, </w:t>
+      </w:r>
+      <w:r>
+        <w:t xml:space="preserve">nên </w:t>
+      </w:r>
+      <w:r>
+        <w:t xml:space="preserve">có thể kết luận rằng việc thiếu 207 dòng dữ liệu này xảy ra một cách ngẫu nhiên. Cơ chế thiếu dữ liệu trong trường hợp này nghiêng về MCAR (Missing Completely </w:t>
       </w:r>
       <w:proofErr w:type="gramStart"/>
       <w:r>
@@ -256,379 +412,49 @@
       </w:r>
     </w:p>
     <w:p>
-      <w:pPr>
-        <w:rPr>
-          <w:rFonts w:ascii="Cambria" w:hAnsi="Cambria"/>
-        </w:rPr>
-      </w:pPr>
-      <w:r>
-        <w:t>Do đ</w:t>
-      </w:r>
-      <w:r>
-        <w:rPr>
-          <w:rFonts w:ascii="Cambria" w:hAnsi="Cambria" w:cs="Cambria"/>
-        </w:rPr>
-        <w:t>ặ</w:t>
-      </w:r>
-      <w:r>
-        <w:t>c t</w:t>
-      </w:r>
-      <w:r>
-        <w:rPr>
-          <w:rFonts w:cs="Georgia"/>
-        </w:rPr>
-        <w:t>í</w:t>
-      </w:r>
-      <w:r>
-        <w:t>nh thi</w:t>
-      </w:r>
-      <w:r>
-        <w:rPr>
-          <w:rFonts w:ascii="Cambria" w:hAnsi="Cambria" w:cs="Cambria"/>
-        </w:rPr>
-        <w:t>ế</w:t>
-      </w:r>
-      <w:r>
-        <w:t>u ho</w:t>
-      </w:r>
-      <w:r>
-        <w:rPr>
-          <w:rFonts w:cs="Georgia"/>
-        </w:rPr>
-        <w:t>à</w:t>
-      </w:r>
-      <w:r>
-        <w:t>n to</w:t>
-      </w:r>
-      <w:r>
-        <w:rPr>
-          <w:rFonts w:cs="Georgia"/>
-        </w:rPr>
-        <w:t>à</w:t>
-      </w:r>
-      <w:r>
-        <w:t>n ng</w:t>
-      </w:r>
-      <w:r>
-        <w:rPr>
-          <w:rFonts w:ascii="Cambria" w:hAnsi="Cambria" w:cs="Cambria"/>
-        </w:rPr>
-        <w:t>ẫ</w:t>
-      </w:r>
-      <w:r>
-        <w:t>u nhi</w:t>
-      </w:r>
-      <w:r>
-        <w:rPr>
-          <w:rFonts w:cs="Georgia"/>
-        </w:rPr>
-        <w:t>ê</w:t>
-      </w:r>
-      <w:r>
-        <w:t>n (MCAR)</w:t>
-      </w:r>
-      <w:r>
-        <w:t>, nên ta có th</w:t>
-      </w:r>
-      <w:r>
-        <w:rPr>
-          <w:rFonts w:ascii="Cambria" w:hAnsi="Cambria"/>
-        </w:rPr>
-        <w:t xml:space="preserve">ể sử dụng </w:t>
-      </w:r>
-      <w:r>
-        <w:t>các ph</w:t>
-      </w:r>
-      <w:r>
-        <w:rPr>
-          <w:rFonts w:ascii="Cambria" w:hAnsi="Cambria" w:cs="Cambria"/>
-        </w:rPr>
-        <w:t>ươ</w:t>
-      </w:r>
-      <w:r>
-        <w:t>ng ph</w:t>
-      </w:r>
-      <w:r>
-        <w:rPr>
-          <w:rFonts w:cs="Georgia"/>
-        </w:rPr>
-        <w:t>á</w:t>
-      </w:r>
-      <w:r>
-        <w:t xml:space="preserve">p </w:t>
-      </w:r>
-      <w:r>
-        <w:rPr>
-          <w:rFonts w:cs="Georgia"/>
-        </w:rPr>
-        <w:t>đ</w:t>
-      </w:r>
-      <w:r>
-        <w:t>i</w:t>
-      </w:r>
-      <w:r>
-        <w:rPr>
-          <w:rFonts w:ascii="Cambria" w:hAnsi="Cambria" w:cs="Cambria"/>
-        </w:rPr>
-        <w:t>ề</w:t>
-      </w:r>
-      <w:r>
-        <w:t>n khuy</w:t>
-      </w:r>
-      <w:r>
-        <w:rPr>
-          <w:rFonts w:ascii="Cambria" w:hAnsi="Cambria" w:cs="Cambria"/>
-        </w:rPr>
-        <w:t>ế</w:t>
-      </w:r>
-      <w:r>
-        <w:t>t c</w:t>
-      </w:r>
-      <w:r>
-        <w:rPr>
-          <w:rFonts w:ascii="Cambria" w:hAnsi="Cambria" w:cs="Cambria"/>
-        </w:rPr>
-        <w:t>ơ</w:t>
-      </w:r>
-      <w:r>
-        <w:t xml:space="preserve"> b</w:t>
-      </w:r>
-      <w:r>
-        <w:rPr>
-          <w:rFonts w:ascii="Cambria" w:hAnsi="Cambria" w:cs="Cambria"/>
-        </w:rPr>
-        <w:t>ả</w:t>
-      </w:r>
-      <w:r>
-        <w:t>n nh</w:t>
-      </w:r>
-      <w:r>
-        <w:rPr>
-          <w:rFonts w:ascii="Cambria" w:hAnsi="Cambria" w:cs="Cambria"/>
-        </w:rPr>
-        <w:t>ư</w:t>
-      </w:r>
-      <w:r>
-        <w:t xml:space="preserve"> d</w:t>
-      </w:r>
-      <w:r>
-        <w:rPr>
-          <w:rFonts w:cs="Georgia"/>
-        </w:rPr>
-        <w:t>ù</w:t>
-      </w:r>
-      <w:r>
-        <w:t>ng gi</w:t>
-      </w:r>
-      <w:r>
-        <w:rPr>
-          <w:rFonts w:cs="Georgia"/>
-        </w:rPr>
-        <w:t>á</w:t>
-      </w:r>
-      <w:r>
-        <w:t xml:space="preserve"> tr</w:t>
-      </w:r>
-      <w:r>
-        <w:rPr>
-          <w:rFonts w:ascii="Cambria" w:hAnsi="Cambria" w:cs="Cambria"/>
-        </w:rPr>
-        <w:t>ị</w:t>
-      </w:r>
-      <w:r>
-        <w:t xml:space="preserve"> trung b</w:t>
-      </w:r>
-      <w:r>
-        <w:rPr>
-          <w:rFonts w:cs="Georgia"/>
-        </w:rPr>
-        <w:t>ì</w:t>
-      </w:r>
-      <w:r>
-        <w:t>nh (Mean) ho</w:t>
-      </w:r>
-      <w:r>
-        <w:rPr>
-          <w:rFonts w:ascii="Cambria" w:hAnsi="Cambria" w:cs="Cambria"/>
-        </w:rPr>
-        <w:t>ặ</w:t>
-      </w:r>
-      <w:r>
-        <w:t>c trung v</w:t>
-      </w:r>
-      <w:r>
-        <w:rPr>
-          <w:rFonts w:ascii="Cambria" w:hAnsi="Cambria" w:cs="Cambria"/>
-        </w:rPr>
-        <w:t>ị</w:t>
-      </w:r>
-      <w:r>
-        <w:t xml:space="preserve"> (Median) c</w:t>
-      </w:r>
-      <w:r>
-        <w:rPr>
-          <w:rFonts w:ascii="Cambria" w:hAnsi="Cambria" w:cs="Cambria"/>
-        </w:rPr>
-        <w:t>ủ</w:t>
-      </w:r>
-      <w:r>
-        <w:t>a c</w:t>
-      </w:r>
-      <w:r>
-        <w:rPr>
-          <w:rFonts w:ascii="Cambria" w:hAnsi="Cambria" w:cs="Cambria"/>
-        </w:rPr>
-        <w:t>ộ</w:t>
-      </w:r>
-      <w:r>
-        <w:t>t</w:t>
-      </w:r>
-      <w:r>
-        <w:t xml:space="preserve"> total_bedrooms </w:t>
-      </w:r>
-      <w:r>
-        <w:t>đ</w:t>
-      </w:r>
-      <w:r>
-        <w:rPr>
-          <w:rFonts w:ascii="Cambria" w:hAnsi="Cambria" w:cs="Cambria"/>
-        </w:rPr>
-        <w:t>ố</w:t>
-      </w:r>
-      <w:r>
-        <w:t>i v</w:t>
-      </w:r>
-      <w:r>
-        <w:rPr>
-          <w:rFonts w:ascii="Cambria" w:hAnsi="Cambria" w:cs="Cambria"/>
-        </w:rPr>
-        <w:t>ớ</w:t>
-      </w:r>
-      <w:r>
-        <w:t>i c</w:t>
-      </w:r>
-      <w:r>
-        <w:rPr>
-          <w:rFonts w:cs="Georgia"/>
-        </w:rPr>
-        <w:t>á</w:t>
-      </w:r>
-      <w:r>
-        <w:t>c m</w:t>
-      </w:r>
-      <w:r>
-        <w:rPr>
-          <w:rFonts w:cs="Georgia"/>
-        </w:rPr>
-        <w:t>ô</w:t>
-      </w:r>
-      <w:r>
-        <w:t xml:space="preserve"> h</w:t>
-      </w:r>
-      <w:r>
-        <w:rPr>
-          <w:rFonts w:cs="Georgia"/>
-        </w:rPr>
-        <w:t>ì</w:t>
-      </w:r>
-      <w:r>
-        <w:t>nh y</w:t>
-      </w:r>
-      <w:r>
-        <w:rPr>
-          <w:rFonts w:cs="Georgia"/>
-        </w:rPr>
-        <w:t>ê</w:t>
-      </w:r>
-      <w:r>
-        <w:t>u c</w:t>
-      </w:r>
-      <w:r>
-        <w:rPr>
-          <w:rFonts w:ascii="Cambria" w:hAnsi="Cambria" w:cs="Cambria"/>
-        </w:rPr>
-        <w:t>ầ</w:t>
-      </w:r>
-      <w:r>
-        <w:t>u gi</w:t>
-      </w:r>
-      <w:r>
-        <w:rPr>
-          <w:rFonts w:ascii="Cambria" w:hAnsi="Cambria" w:cs="Cambria"/>
-        </w:rPr>
-        <w:t>ữ</w:t>
-      </w:r>
-      <w:r>
-        <w:t xml:space="preserve"> nguy</w:t>
-      </w:r>
-      <w:r>
-        <w:rPr>
-          <w:rFonts w:cs="Georgia"/>
-        </w:rPr>
-        <w:t>ê</w:t>
-      </w:r>
-      <w:r>
-        <w:t>n v</w:t>
-      </w:r>
-      <w:r>
-        <w:rPr>
-          <w:rFonts w:ascii="Cambria" w:hAnsi="Cambria" w:cs="Cambria"/>
-        </w:rPr>
-        <w:t>ẹ</w:t>
-      </w:r>
-      <w:r>
-        <w:t>n k</w:t>
-      </w:r>
-      <w:r>
-        <w:rPr>
-          <w:rFonts w:cs="Georgia"/>
-        </w:rPr>
-        <w:t>í</w:t>
-      </w:r>
-      <w:r>
-        <w:t>ch th</w:t>
-      </w:r>
-      <w:r>
-        <w:rPr>
-          <w:rFonts w:ascii="Cambria" w:hAnsi="Cambria" w:cs="Cambria"/>
-        </w:rPr>
-        <w:t>ướ</w:t>
-      </w:r>
-      <w:r>
-        <w:t>c m</w:t>
-      </w:r>
-      <w:r>
-        <w:rPr>
-          <w:rFonts w:ascii="Cambria" w:hAnsi="Cambria" w:cs="Cambria"/>
-        </w:rPr>
-        <w:t>ẫ</w:t>
-      </w:r>
-      <w:r>
-        <w:t>u.</w:t>
-      </w:r>
-    </w:p>
-    <w:p>
-      <w:pPr>
-        <w:pStyle w:val="Heading1"/>
+      <w:r>
+        <w:t>Do đặc tính thiếu hoàn toàn ngẫu nhiên (MCAR), nên ta có thể sử dụng các phương pháp điền khuyết cơ bản như dùng giá trị trung bình (Mean) hoặc trung vị (Median) của cột total_bedrooms đối với các mô hình yêu cầu giữ nguyên vẹn kích thước mẫu.</w:t>
+      </w:r>
+    </w:p>
+    <w:p>
+      <w:pPr>
+        <w:pStyle w:val="Heading2"/>
       </w:pPr>
       <w:bookmarkStart w:id="1" w:name="_ddxzgu6wknat" w:colFirst="0" w:colLast="0"/>
       <w:bookmarkEnd w:id="1"/>
       <w:r>
-        <w:t>4.1. Phân tích đơn biến (Univariate Analysis)</w:t>
-      </w:r>
-    </w:p>
-    <w:p>
-      <w:r>
-        <w:t>Mục tiêu: Xem xét phân phối của từng biến riêng lẻ</w:t>
-      </w:r>
-    </w:p>
-    <w:p>
-      <w:r>
+        <w:t>4.</w:t>
+      </w:r>
+      <w:r>
+        <w:t>2</w:t>
+      </w:r>
+      <w:r>
+        <w:t>. Phân tích đơn biến (Univariate Analysis)</w:t>
+      </w:r>
+    </w:p>
+    <w:p>
+      <w:pPr>
+        <w:rPr>
+          <w:b/>
+          <w:bCs/>
+        </w:rPr>
+      </w:pPr>
+      <w:r>
+        <w:rPr>
+          <w:b/>
+          <w:bCs/>
+        </w:rPr>
         <w:t>Biến Median_house_value</w:t>
       </w:r>
     </w:p>
     <w:p>
-      <w:r>
+      <w:pPr>
+        <w:jc w:val="center"/>
+      </w:pPr>
+      <w:r>
+        <w:rPr>
+          <w:noProof/>
+        </w:rPr>
         <w:drawing>
           <wp:inline distT="0" distB="0" distL="0" distR="0" wp14:anchorId="44764972" wp14:editId="796AB66B">
             <wp:extent cx="5733415" cy="3539490"/>
@@ -669,32 +495,39 @@
     <w:p>
       <w:pPr>
         <w:pStyle w:val="Caption"/>
-      </w:pPr>
-      <w:r>
+        <w:spacing w:line="360" w:lineRule="auto"/>
+        <w:jc w:val="center"/>
+        <w:rPr>
+          <w:sz w:val="24"/>
+          <w:szCs w:val="24"/>
+        </w:rPr>
+      </w:pPr>
+      <w:r>
+        <w:rPr>
+          <w:sz w:val="24"/>
+          <w:szCs w:val="24"/>
+        </w:rPr>
         <w:t>Hình 4</w:t>
       </w:r>
       <w:r>
+        <w:rPr>
+          <w:sz w:val="24"/>
+          <w:szCs w:val="24"/>
+        </w:rPr>
         <w:t>.</w:t>
       </w:r>
       <w:r>
-        <w:fldChar w:fldCharType="begin"/>
-      </w:r>
-      <w:r>
-        <w:instrText xml:space="preserve"> SEQ Figure \* ARABIC \s 1 </w:instrText>
-      </w:r>
-      <w:r>
-        <w:fldChar w:fldCharType="separate"/>
-      </w:r>
-      <w:r>
-        <w:rPr>
-          <w:noProof/>
-        </w:rPr>
-        <w:t>1</w:t>
-      </w:r>
-      <w:r>
-        <w:fldChar w:fldCharType="end"/>
-      </w:r>
-      <w:r>
+        <w:rPr>
+          <w:sz w:val="24"/>
+          <w:szCs w:val="24"/>
+        </w:rPr>
+        <w:t>4.</w:t>
+      </w:r>
+      <w:r>
+        <w:rPr>
+          <w:sz w:val="24"/>
+          <w:szCs w:val="24"/>
+        </w:rPr>
         <w:t xml:space="preserve"> Phân phối dữ liệu của biến mục tiêu</w:t>
       </w:r>
     </w:p>
@@ -713,29 +546,65 @@
         <w:t xml:space="preserve"> có xu hướng lệch phải, thể hiện qua phần lớn quan sát tập trung ở nhóm giá thấp</w:t>
       </w:r>
       <w:r>
-        <w:t xml:space="preserve"> và trung bình. Trong khi </w:t>
-      </w:r>
-      <w:r>
-        <w:lastRenderedPageBreak/>
-        <w:t>phía giá trị cao bị kéo dài thành đuôi phải. Cho thấy thị trường nhà ở không phân bố đều quanh giá trị trung tâm, mà tồn tại một nhóm bất động sản có mức giá cao hơn đáng kể so với phần còn lại.</w:t>
-      </w:r>
-    </w:p>
-    <w:p>
-      <w:r>
-        <w:t>Biểu đồ cũng cho thấy một cụm giá trị tập trung rõ rệt tại ngưỡng 500,000 USD, đây là dấu hiệu cho thấy biến mục tiêu có thể đã bị giới hạn trần ở mức này. Hiện tượng này cần được lưu ý trong giai đoạn mô hình hóa, vì mô hình có thể khó học đúng quan hệ ở nhóm nhà ở có giá trị thực tế cao hơn ngưỡng trần và dẫn đến dự đoán sai lệch ở phần đuôi trên của phân phối.</w:t>
-      </w:r>
-    </w:p>
-    <w:p>
-      <w:r>
+        <w:t xml:space="preserve"> và trung bình</w:t>
+      </w:r>
+      <w:r>
+        <w:t>, t</w:t>
+      </w:r>
+      <w:r>
+        <w:t xml:space="preserve">rong khi phía giá trị cao bị kéo dài thành đuôi phải. </w:t>
+      </w:r>
+      <w:r>
+        <w:t>Điều đó c</w:t>
+      </w:r>
+      <w:r>
+        <w:t>ho thấy thị trường nhà ở không phân bố đều quanh giá trị trung tâm, mà tồn tại một nhóm bất động sản có mức giá cao hơn đáng kể so với phần còn lại.</w:t>
+      </w:r>
+    </w:p>
+    <w:p>
+      <w:r>
+        <w:t xml:space="preserve">Biểu đồ </w:t>
+      </w:r>
+      <w:r>
+        <w:t>đồng thời</w:t>
+      </w:r>
+      <w:r>
+        <w:t xml:space="preserve"> cho thấy một cụm giá trị tập trung rõ rệt tại ngưỡng 500,000 USD, đây là dấu hiệu cho thấy biến mục tiêu có thể đã bị giới hạn trần ở mức này.</w:t>
+      </w:r>
+      <w:r>
+        <w:t xml:space="preserve"> Hiện tượng cắt trần này cần được lưu ý trong giai đoạn mô hình hóa</w:t>
+      </w:r>
+      <w:r>
+        <w:t>, vì mô hình có thể khó học đúng quan hệ ở nhóm nhà ở có giá trị thực tế cao hơn ngưỡng trần và dẫn đến dự đoán sai lệch ở phần đuôi trên của phân phối.</w:t>
+      </w:r>
+    </w:p>
+    <w:p>
+      <w:pPr>
+        <w:rPr>
+          <w:b/>
+          <w:bCs/>
+        </w:rPr>
+      </w:pPr>
+      <w:r>
+        <w:rPr>
+          <w:b/>
+          <w:bCs/>
+        </w:rPr>
         <w:t>Biến housing_median_age</w:t>
       </w:r>
     </w:p>
     <w:p>
-      <w:r>
+      <w:pPr>
+        <w:jc w:val="center"/>
+      </w:pPr>
+      <w:r>
+        <w:rPr>
+          <w:noProof/>
+        </w:rPr>
         <w:drawing>
-          <wp:inline distT="0" distB="0" distL="0" distR="0" wp14:anchorId="4B417BE9" wp14:editId="6286D0E9">
-            <wp:extent cx="5733415" cy="3539490"/>
-            <wp:effectExtent l="0" t="0" r="635" b="3810"/>
+          <wp:inline distT="0" distB="0" distL="0" distR="0" wp14:anchorId="4B417BE9" wp14:editId="557A678C">
+            <wp:extent cx="4925418" cy="3040678"/>
+            <wp:effectExtent l="0" t="0" r="8890" b="7620"/>
             <wp:docPr id="3" name="Picture 3"/>
             <wp:cNvGraphicFramePr>
               <a:graphicFrameLocks xmlns:a="http://schemas.openxmlformats.org/drawingml/2006/main" noChangeAspect="1"/>
@@ -756,7 +625,7 @@
                   <pic:spPr>
                     <a:xfrm>
                       <a:off x="0" y="0"/>
-                      <a:ext cx="5733415" cy="3539490"/>
+                      <a:ext cx="4932684" cy="3045163"/>
                     </a:xfrm>
                     <a:prstGeom prst="rect">
                       <a:avLst/>
@@ -772,22 +641,58 @@
     <w:p>
       <w:pPr>
         <w:pStyle w:val="Caption"/>
-      </w:pPr>
-      <w:r>
-        <w:t>Hình 4.2. Phân phối dữ liệu biến housing_median_age</w:t>
-      </w:r>
-    </w:p>
-    <w:p>
-      <w:r>
-        <w:t xml:space="preserve">Hình 4.2 cho thấy biến housing_median_age có phân phối không đồng đều và xuất hiện nhiều định cục bộ ở các khoảng giá trị khác nhau, thay vì tuân theo dạng phân phối chuẩn. Đáng chú ý, tần suất quan sát tăng vọt tại giá trị 52, đây cũng là ngưỡng lớn nhất của biến dữ liệu. Cho thấy biến này cũng bị giới hạn trần tại mức 52, nghĩa là các khu vực có tuổi nhà trung vị lớn hơn giá trị này đều ghi nhận chung tại cùng một mốc. Vì vậy, ta cần lưu ý rằng nhóm quan sát tại giá trị 52 </w:t>
-      </w:r>
-      <w:r>
-        <w:lastRenderedPageBreak/>
-        <w:t>không phản ánh chính xác toàn bộ khác biệt về tuổi nhà thực tế ở các khu vực lâu đời hơn.</w:t>
-      </w:r>
-    </w:p>
-    <w:p>
-      <w:r>
+        <w:spacing w:line="360" w:lineRule="auto"/>
+        <w:jc w:val="center"/>
+        <w:rPr>
+          <w:sz w:val="24"/>
+          <w:szCs w:val="24"/>
+        </w:rPr>
+      </w:pPr>
+      <w:r>
+        <w:rPr>
+          <w:sz w:val="24"/>
+          <w:szCs w:val="24"/>
+        </w:rPr>
+        <w:t>Hình 4.</w:t>
+      </w:r>
+      <w:r>
+        <w:rPr>
+          <w:sz w:val="24"/>
+          <w:szCs w:val="24"/>
+        </w:rPr>
+        <w:t>5</w:t>
+      </w:r>
+      <w:r>
+        <w:rPr>
+          <w:sz w:val="24"/>
+          <w:szCs w:val="24"/>
+        </w:rPr>
+        <w:t>. Phân phối dữ liệu biến housing_median_age</w:t>
+      </w:r>
+    </w:p>
+    <w:p>
+      <w:r>
+        <w:t>Hình 4.</w:t>
+      </w:r>
+      <w:r>
+        <w:t>5</w:t>
+      </w:r>
+      <w:r>
+        <w:t xml:space="preserve"> cho thấy biến housing_median_age có phân phối không đồng đều và xuất hiện nhiều định cục bộ ở các khoảng giá trị khác nhau, thay vì tuân theo dạng phân phối chuẩn. Đáng chú ý, tần suất quan sát tăng vọt tại giá trị 52, đây cũng là ngưỡng lớn nhất của biến dữ liệu. Cho thấy biến này cũng bị giới hạn trần tại mức 52, nghĩa là các khu vực có tuổi nhà trung vị lớn hơn giá trị này đều ghi nhận chung tại cùng một mốc. Vì vậy, ta cần lưu ý rằng nhóm quan sát tại giá trị 52 không phản ánh chính xác toàn bộ khác biệt về tuổi nhà thực tế ở các khu vực lâu đời hơn.</w:t>
+      </w:r>
+    </w:p>
+    <w:p>
+      <w:pPr>
+        <w:rPr>
+          <w:b/>
+          <w:bCs/>
+        </w:rPr>
+      </w:pPr>
+      <w:r>
+        <w:rPr>
+          <w:b/>
+          <w:bCs/>
+        </w:rPr>
         <w:t>Các biến số còn lại</w:t>
       </w:r>
     </w:p>
@@ -842,30 +747,61 @@
     <w:p>
       <w:pPr>
         <w:pStyle w:val="Caption"/>
+        <w:spacing w:line="360" w:lineRule="auto"/>
+        <w:jc w:val="center"/>
         <w:rPr>
           <w:b/>
           <w:bCs/>
-          <w:sz w:val="22"/>
-          <w:szCs w:val="22"/>
+          <w:sz w:val="24"/>
+          <w:szCs w:val="24"/>
           <w:u w:val="single"/>
         </w:rPr>
       </w:pPr>
       <w:r>
-        <w:t>Hình 4.3 Phân phối của các biến số</w:t>
-      </w:r>
-    </w:p>
-    <w:p>
-      <w:pPr>
-        <w:rPr>
-          <w:sz w:val="36"/>
-          <w:szCs w:val="36"/>
-        </w:rPr>
-      </w:pPr>
-      <w:r>
-        <w:rPr>
-          <w:shd w:val="clear" w:color="auto" w:fill="FFFFFF"/>
-        </w:rPr>
-        <w:t>Dựa trên Hình 4.3 trình bày phân phối của các biến số trong bộ dữ liệu, có thể nhận thấy dữ liệu không đồng nhất giữa các biến và tồn tại nhiều điểm đáng chú ý như phân phối lệch, phân bố theo cụm và hiện tượng dồn giá trị ở một số ngưỡng nhất định. Đối với hai biến tọa độ là kinh độ (</w:t>
+        <w:rPr>
+          <w:sz w:val="24"/>
+          <w:szCs w:val="24"/>
+        </w:rPr>
+        <w:t>Hình 4.</w:t>
+      </w:r>
+      <w:r>
+        <w:rPr>
+          <w:sz w:val="24"/>
+          <w:szCs w:val="24"/>
+        </w:rPr>
+        <w:t>6</w:t>
+      </w:r>
+      <w:r>
+        <w:rPr>
+          <w:sz w:val="24"/>
+          <w:szCs w:val="24"/>
+        </w:rPr>
+        <w:t xml:space="preserve"> Phân phối của các biến số</w:t>
+      </w:r>
+    </w:p>
+    <w:p>
+      <w:pPr>
+        <w:rPr>
+          <w:shd w:val="clear" w:color="auto" w:fill="FFFFFF"/>
+        </w:rPr>
+      </w:pPr>
+      <w:r>
+        <w:rPr>
+          <w:shd w:val="clear" w:color="auto" w:fill="FFFFFF"/>
+        </w:rPr>
+        <w:t>Dựa trên Hình 4.</w:t>
+      </w:r>
+      <w:r>
+        <w:rPr>
+          <w:shd w:val="clear" w:color="auto" w:fill="FFFFFF"/>
+        </w:rPr>
+        <w:t>6</w:t>
+      </w:r>
+      <w:r>
+        <w:rPr>
+          <w:shd w:val="clear" w:color="auto" w:fill="FFFFFF"/>
+        </w:rPr>
+        <w:t xml:space="preserve"> trình bày phân phối của các biến số trong bộ dữ liệu, có thể nhận thấy dữ liệu không đồng nhất giữa các biến và tồn tại nhiều điểm đáng chú ý như phân phối lệch, phân bố theo cụm và hiện tượng dồn giá trị ở một số ngưỡng nhất định. Đối với hai biến tọa độ là kinh độ (</w:t>
       </w:r>
       <w:r>
         <w:rPr>
@@ -963,18 +899,14 @@
         <w:rPr>
           <w:shd w:val="clear" w:color="auto" w:fill="FFFFFF"/>
         </w:rPr>
-        <w:t xml:space="preserve"> có phân phối tương đối cân đối và gần với dạng chuẩn hơn. So với các biến còn lại, đây là biến có dạng phân phối ổn </w:t>
-      </w:r>
-      <w:r>
-        <w:rPr>
-          <w:shd w:val="clear" w:color="auto" w:fill="FFFFFF"/>
-        </w:rPr>
-        <w:lastRenderedPageBreak/>
-        <w:t>định, nhờ đó có thể cung cấp thông tin hữu ích và dễ khai thác trong các mô hình dự đoán.</w:t>
-      </w:r>
-    </w:p>
-    <w:p>
-      <w:r>
+        <w:t> có phân phối tương đối cân đối và gần với dạng chuẩn hơn. So với các biến còn lại, đây là biến có dạng phân phối ổn định, nhờ đó có thể cung cấp thông tin hữu ích và dễ khai thác trong các mô hình dự đoán.</w:t>
+      </w:r>
+    </w:p>
+    <w:p>
+      <w:r>
+        <w:rPr>
+          <w:noProof/>
+        </w:rPr>
         <w:drawing>
           <wp:inline distT="0" distB="0" distL="0" distR="0" wp14:anchorId="3C6D94A7" wp14:editId="52ECAEB2">
             <wp:extent cx="5733415" cy="2527935"/>
@@ -1015,9 +947,33 @@
     <w:p>
       <w:pPr>
         <w:pStyle w:val="Caption"/>
-      </w:pPr>
-      <w:r>
-        <w:t>Hình 4.4 Phân bố của biến phân loại "ocean_proximity"</w:t>
+        <w:spacing w:line="360" w:lineRule="auto"/>
+        <w:jc w:val="center"/>
+        <w:rPr>
+          <w:sz w:val="24"/>
+          <w:szCs w:val="24"/>
+        </w:rPr>
+      </w:pPr>
+      <w:r>
+        <w:rPr>
+          <w:sz w:val="24"/>
+          <w:szCs w:val="24"/>
+        </w:rPr>
+        <w:t>Hình 4.</w:t>
+      </w:r>
+      <w:r>
+        <w:rPr>
+          <w:sz w:val="24"/>
+          <w:szCs w:val="24"/>
+        </w:rPr>
+        <w:t>7</w:t>
+      </w:r>
+      <w:r>
+        <w:rPr>
+          <w:sz w:val="24"/>
+          <w:szCs w:val="24"/>
+        </w:rPr>
+        <w:t xml:space="preserve"> Phân bố của biến phân loại "ocean_proximity"</w:t>
       </w:r>
     </w:p>
     <w:p>
@@ -1039,88 +995,37 @@
         <w:rPr>
           <w:shd w:val="clear" w:color="auto" w:fill="FFFFFF"/>
         </w:rPr>
-        <w:t> cũng được xem xét kỹ lưỡng. Hình 4.4 cho thấy sự chênh lệch đáng kể về tần suất giữa các nhóm. Phần lớn quan sát tập trung vào hai nhóm</w:t>
-      </w:r>
-      <w:r>
-        <w:rPr>
-          <w:shd w:val="clear" w:color="auto" w:fill="FFFFFF"/>
-        </w:rPr>
-        <w:t xml:space="preserve"> &lt;1H OCEAN</w:t>
-      </w:r>
-      <w:r>
-        <w:rPr>
-          <w:shd w:val="clear" w:color="auto" w:fill="FFFFFF"/>
-        </w:rPr>
-        <w:t xml:space="preserve"> </w:t>
-      </w:r>
-      <w:r>
-        <w:rPr>
-          <w:shd w:val="clear" w:color="auto" w:fill="FFFFFF"/>
-        </w:rPr>
-        <w:t>và</w:t>
-      </w:r>
-      <w:r>
-        <w:rPr>
-          <w:shd w:val="clear" w:color="auto" w:fill="FFFFFF"/>
-        </w:rPr>
-        <w:t xml:space="preserve"> INLAND</w:t>
-      </w:r>
-      <w:r>
-        <w:rPr>
-          <w:shd w:val="clear" w:color="auto" w:fill="FFFFFF"/>
-        </w:rPr>
-        <w:t>, trong khi nhóm</w:t>
-      </w:r>
-      <w:r>
-        <w:rPr>
-          <w:shd w:val="clear" w:color="auto" w:fill="FFFFFF"/>
-        </w:rPr>
-        <w:t xml:space="preserve"> ISLAND</w:t>
-      </w:r>
-      <w:r>
-        <w:rPr>
-          <w:shd w:val="clear" w:color="auto" w:fill="FFFFFF"/>
-        </w:rPr>
-        <w:t xml:space="preserve"> </w:t>
-      </w:r>
-      <w:r>
-        <w:rPr>
-          <w:shd w:val="clear" w:color="auto" w:fill="FFFFFF"/>
-        </w:rPr>
-        <w:t>chỉ có vỏn vẹn 5 quan sát, chiếm tỉ lệ xấp xỉ 0,02% tổng số mẫu. Sự mất cân bằng nghiêm trọng này dẫn đến việc nhóm</w:t>
-      </w:r>
-      <w:r>
-        <w:rPr>
-          <w:shd w:val="clear" w:color="auto" w:fill="FFFFFF"/>
-        </w:rPr>
-        <w:t xml:space="preserve"> ISLAND</w:t>
-      </w:r>
-      <w:r>
-        <w:rPr>
-          <w:shd w:val="clear" w:color="auto" w:fill="FFFFFF"/>
-        </w:rPr>
-        <w:t xml:space="preserve"> </w:t>
-      </w:r>
-      <w:r>
-        <w:rPr>
-          <w:shd w:val="clear" w:color="auto" w:fill="FFFFFF"/>
-        </w:rPr>
-        <w:t>gần như không có ý nghĩa thống kê và có thể gây nhiễu cho quá trình huấn luyện mô hình. Do đó, trong giai đoạn tiền xử lý, nhóm này có thể cần được gộp chung với một nhóm khác có đặc điểm địa lý tương đồng hoặc loại bỏ hoàn toàn khỏi tập dữ liệu.</w:t>
-      </w:r>
-    </w:p>
-    <w:p>
-      <w:pPr>
-        <w:pStyle w:val="Heading1"/>
-      </w:pPr>
-      <w:r>
-        <w:t>4.2. Phân tích hai biến (Bivariate Analysis)</w:t>
+        <w:t> cũng được xem xét kỹ lưỡng. Hình 4.4 cho thấy sự chênh lệch đáng kể về tần suất giữa các nhóm. Phần lớn quan sát tập trung vào hai nhóm &lt;1H OCEAN và INLAND, trong khi nhóm ISLAND chỉ có vỏn vẹn 5 quan sát, chiếm tỉ lệ xấp xỉ 0,02% tổng số mẫu. Sự mất cân bằng nghiêm trọng này dẫn đến việc nhóm ISLAND gần như không có ý nghĩa thống kê và có thể gây nhiễu cho quá trình huấn luyện mô hình. Do đó, trong giai đoạn tiền xử lý, nhóm này có thể cần được gộp chung với một nhóm khác có đặc điểm địa lý tương đồng hoặc loại bỏ khỏi tập dữ liệu.</w:t>
+      </w:r>
+    </w:p>
+    <w:p>
+      <w:pPr>
+        <w:pStyle w:val="Heading2"/>
+      </w:pPr>
+      <w:r>
+        <w:t>4.</w:t>
+      </w:r>
+      <w:r>
+        <w:t>3</w:t>
+      </w:r>
+      <w:r>
+        <w:t>. Phân tích hai biến (Bivariate Analysis)</w:t>
       </w:r>
     </w:p>
     <w:p>
       <w:pPr>
         <w:pStyle w:val="ds-markdown-paragraph"/>
-      </w:pPr>
-      <w:r>
+        <w:spacing w:line="360" w:lineRule="auto"/>
+        <w:rPr>
+          <w:sz w:val="28"/>
+          <w:szCs w:val="28"/>
+        </w:rPr>
+      </w:pPr>
+      <w:r>
+        <w:rPr>
+          <w:sz w:val="28"/>
+          <w:szCs w:val="28"/>
+        </w:rPr>
         <w:t>Phân tích hai biến tập trung vào việc khám phá mối quan hệ giữa từng biến độc lập và biến mục tiêu </w:t>
       </w:r>
       <w:r>
@@ -1138,17 +1043,28 @@
         <w:rPr>
           <w:b/>
           <w:bCs/>
+          <w:sz w:val="28"/>
+          <w:szCs w:val="28"/>
         </w:rPr>
         <w:t>,</w:t>
       </w:r>
       <w:r>
+        <w:rPr>
+          <w:sz w:val="28"/>
+          <w:szCs w:val="28"/>
+        </w:rPr>
         <w:t xml:space="preserve"> qua đó nhận diện các biến có tiềm năng giải thích cao cho mô hình.</w:t>
       </w:r>
     </w:p>
     <w:p/>
     <w:p>
-      <w:r>
-        <w:lastRenderedPageBreak/>
+      <w:pPr>
+        <w:keepNext/>
+      </w:pPr>
+      <w:r>
+        <w:rPr>
+          <w:noProof/>
+        </w:rPr>
         <w:drawing>
           <wp:inline distT="0" distB="0" distL="0" distR="0" wp14:anchorId="3EAF6915" wp14:editId="47B2827F">
             <wp:extent cx="5733415" cy="2921635"/>
@@ -1187,70 +1103,75 @@
       </w:r>
     </w:p>
     <w:p>
-      <w:r>
-        <w:t>Từ biểu đồ phân tán (scatter plot) giữa từng biến số và biến mục tiêu, có thể rút ra một số nhận xét chính:</w:t>
-      </w:r>
-    </w:p>
-    <w:p>
-      <w:pPr>
-        <w:pStyle w:val="ListParagraph"/>
-        <w:numPr>
-          <w:ilvl w:val="0"/>
-          <w:numId w:val="2"/>
-        </w:numPr>
-      </w:pPr>
-      <w:r>
-        <w:t>median_income thể hiện mối tương quan dương rõ rệt và mạnh nhất với giá nhà. Các điểm dữ liệu phân bố thành dải tuyến tính khá chặt chẽ, đặc biệt ở vùng thu nhập trung bình và thấp. Đây là biến có khả năng dự báo tốt nhất trong tập dữ liệu.</w:t>
-      </w:r>
-    </w:p>
-    <w:p>
-      <w:pPr>
-        <w:pStyle w:val="ListParagraph"/>
-        <w:numPr>
-          <w:ilvl w:val="0"/>
-          <w:numId w:val="2"/>
-        </w:numPr>
-      </w:pPr>
-      <w:r>
-        <w:t>total_rooms, total_bedrooms, population, households đều có mối tương quan dương yếu đến trung bình với giá nhà, nhưng xuất hiện nhiều giá trị ngoại lệ ở phần đuôi phải của các biến này. Điều này gợi ý rằng các biến quy mô khu vực (như số phòng, số hộ) có ảnh hưởng nhất định nhưng cần được chuẩn hóa hoặc biến đổi (ví dụ tính toán các đặc trưng bình quân trên hộ gia đình) để khai thác hiệu quả hơn.</w:t>
-      </w:r>
-    </w:p>
-    <w:p>
-      <w:pPr>
-        <w:pStyle w:val="ListParagraph"/>
-        <w:numPr>
-          <w:ilvl w:val="0"/>
-          <w:numId w:val="2"/>
-        </w:numPr>
-      </w:pPr>
-      <w:r>
-        <w:t>longitude và latitude cho thấy các cụm giá nhà cao và thấp phân bố theo vùng địa lý, củng cố nhận định rằng yếu tố không gian đóng vai trò quan trọng.</w:t>
-      </w:r>
-    </w:p>
-    <w:p>
-      <w:r>
-        <w:t>Nhìn chung, median_income nổi lên như biến độc lập có tương quan mạnh và ổn định nhất với biến mục tiêu, trong khi các biến còn lại cần được xử lý thêm (tạo biến mới, loại bỏ ngoại lệ) để tăng cường khả năng giải thích.</w:t>
-      </w:r>
-    </w:p>
-    <w:p>
-      <w:pPr>
-        <w:pStyle w:val="Heading1"/>
+      <w:pPr>
+        <w:pStyle w:val="Caption"/>
+        <w:spacing w:line="360" w:lineRule="auto"/>
+        <w:jc w:val="center"/>
+        <w:rPr>
+          <w:sz w:val="24"/>
+          <w:szCs w:val="24"/>
+        </w:rPr>
+      </w:pPr>
+      <w:r>
+        <w:rPr>
+          <w:sz w:val="24"/>
+          <w:szCs w:val="24"/>
+        </w:rPr>
+        <w:t>Hình 4.8. Scatter Plot từng biến với biến mục tiêu</w:t>
+      </w:r>
+    </w:p>
+    <w:p>
+      <w:r>
+        <w:t xml:space="preserve">Từ các biểu đồ phân tán giữa từng biến số và biến mục tiêu, có thể rút ra một số nhận xét chính. Trước hết, median_income thể hiện mối tương quan dương rõ và mạnh nhất đối với giá nhà, điều này cho thấy median_income là biến có khả năng dự báo tốt nhất trong tập dữ liệu. </w:t>
+      </w:r>
+    </w:p>
+    <w:p>
+      <w:r>
+        <w:t>Tiếp theo, các biến quy mô khu vực như total_rooms, total_bedrooms, population, households có tương quan không cao so với giá nhà và xuất hiện khá nhiều điểm ngoại lệ ở phần đuôi phải. Kết quả này gợi ý răng, các biến nên được chuẩn hóa hoặc biến đổi (ví dụ số người/ một hộ) để khai thác hiệu quả hơn. Nhìn chung, median_income nổi bật, có tương quan mạnh và ổn định nhất với biến mục tiêu, trong khi các biến còn lại cần được xử lý thêm (như là giảm bớt ngoại lệ) để hỗ trợ mô hình dự đoán giá nhà chính xác hơn.</w:t>
+      </w:r>
+    </w:p>
+    <w:p>
+      <w:pPr>
+        <w:pStyle w:val="Heading2"/>
       </w:pPr>
       <w:bookmarkStart w:id="2" w:name="_2tbiq1h2o8ca" w:colFirst="0" w:colLast="0"/>
       <w:bookmarkEnd w:id="2"/>
       <w:r>
-        <w:lastRenderedPageBreak/>
-        <w:t>4.3. Phân tích đa biến và ma trận tương quan</w:t>
-      </w:r>
-    </w:p>
-    <w:p>
-      <w:r>
-        <w:rPr>
-          <w:shd w:val="clear" w:color="auto" w:fill="FFFFFF"/>
-        </w:rPr>
-        <w:t>Phân tích đa biến thông qua ma trận tương quan cung cấp một bức tranh tổng thể về mối quan hệ tuyến tính giữa tất cả các cặp biến số trong tập dữ liệu. Hình 4.6 thể hiện ma trận này dưới dạng biểu đồ nhiệt, trong đó màu sắc và cường độ biểu thị độ lớn cũng như chiều hướng của hệ số tương quan Pearson.</w:t>
-      </w:r>
-      <w:r>
+        <w:t>4.</w:t>
+      </w:r>
+      <w:r>
+        <w:t>4</w:t>
+      </w:r>
+      <w:r>
+        <w:t>. Phân tích đa biến và ma trận tương quan</w:t>
+      </w:r>
+    </w:p>
+    <w:p>
+      <w:pPr>
+        <w:keepNext/>
+      </w:pPr>
+      <w:r>
+        <w:rPr>
+          <w:shd w:val="clear" w:color="auto" w:fill="FFFFFF"/>
+        </w:rPr>
+        <w:t>Phân tích đa biến thông qua ma trận tương quan cung cấp một bức tranh tổng thể về mối quan hệ tuyến tính giữa tất cả các cặp biến số trong tập dữ liệu. Hình 4.</w:t>
+      </w:r>
+      <w:r>
+        <w:rPr>
+          <w:shd w:val="clear" w:color="auto" w:fill="FFFFFF"/>
+        </w:rPr>
+        <w:t>9</w:t>
+      </w:r>
+      <w:r>
+        <w:rPr>
+          <w:shd w:val="clear" w:color="auto" w:fill="FFFFFF"/>
+        </w:rPr>
+        <w:t xml:space="preserve"> thể hiện ma trận này dưới dạng biểu đồ nhiệt, trong đó màu sắc và cường độ biểu thị độ lớn cũng như chiều hướng của hệ số tương quan Pearson.</w:t>
+      </w:r>
+      <w:r>
+        <w:rPr>
+          <w:noProof/>
+        </w:rPr>
         <w:drawing>
           <wp:inline distT="0" distB="0" distL="0" distR="0" wp14:anchorId="273177BE" wp14:editId="13E2391B">
             <wp:extent cx="5733415" cy="5252085"/>
@@ -1290,45 +1211,87 @@
     </w:p>
     <w:p>
       <w:pPr>
+        <w:pStyle w:val="Caption"/>
+        <w:spacing w:line="360" w:lineRule="auto"/>
+        <w:jc w:val="center"/>
+        <w:rPr>
+          <w:sz w:val="24"/>
+          <w:szCs w:val="24"/>
+        </w:rPr>
+      </w:pPr>
+      <w:r>
+        <w:rPr>
+          <w:sz w:val="24"/>
+          <w:szCs w:val="24"/>
+        </w:rPr>
+        <w:t>Hình 4.9. Ma trận tương quan giữa các biến</w:t>
+      </w:r>
+    </w:p>
+    <w:p>
+      <w:pPr>
         <w:pStyle w:val="ds-markdown-paragraph"/>
-      </w:pPr>
-      <w:r>
-        <w:t>Phân tích đa biến thông qua ma trận tương quan cung cấp một bức tranh tổng thể về mối quan hệ tuyến tính giữa tất cả các cặp biến số trong tập dữ liệu. Hình 4.6 thể hiện ma trận này dưới dạng biểu đồ nhiệt, trong đó màu sắc và cường độ biểu thị độ lớn cũng như chiều hướng của hệ số tương quan Pearson.</w:t>
+        <w:spacing w:line="360" w:lineRule="auto"/>
+        <w:rPr>
+          <w:sz w:val="28"/>
+          <w:szCs w:val="28"/>
+        </w:rPr>
+      </w:pPr>
+      <w:r>
+        <w:rPr>
+          <w:sz w:val="28"/>
+          <w:szCs w:val="28"/>
+        </w:rPr>
+        <w:t>Trước hết, ma trận tương quan một lần nữa xác nhận rằng median_income là biến có mối liên hệ mạnh nhất với median_house_value, với hệ số tương quan đạt 0,69. Đây là giá trị cao vượt trội so với tất cả các biến còn lại, củng cố vững chắc nhận định rằng thu nhập trung vị của khu vực là yếu tố dự báo quan trọng hàng đầu trong mô hình giá nhà.</w:t>
       </w:r>
     </w:p>
     <w:p>
       <w:pPr>
         <w:pStyle w:val="ds-markdown-paragraph"/>
-      </w:pPr>
-      <w:r>
-        <w:t xml:space="preserve">Trước hết, ma trận tương quan một lần nữa xác nhận rằng median_income là biến có mối liên hệ mạnh nhất với median_house_value, với hệ số tương quan đạt 0,69. Đây là giá trị cao vượt </w:t>
-      </w:r>
-      <w:r>
-        <w:lastRenderedPageBreak/>
-        <w:t>trội so với tất cả các biến còn lại, củng cố vững chắc nhận định rằng thu nhập trung vị của khu vực là yếu tố dự báo quan trọng hàng đầu trong mô hình giá nhà.</w:t>
+        <w:spacing w:line="360" w:lineRule="auto"/>
+        <w:rPr>
+          <w:sz w:val="28"/>
+          <w:szCs w:val="28"/>
+        </w:rPr>
+      </w:pPr>
+      <w:r>
+        <w:rPr>
+          <w:sz w:val="28"/>
+          <w:szCs w:val="28"/>
+        </w:rPr>
+        <w:t>Một phát hiện quan trọng khác từ ma trận tương quan là sự tồn tại của hiện tượng đa cộng tuyến mạnh giữa nhóm các biến quy mô khu vực. Cụ thể, total_rooms, total_bedrooms, population và households có hệ số tương quan chéo với nhau đều vượt quá 0,85, thậm chí cặp total_rooms và total_bedrooms đạt đến 0,93. Điều này hoàn toàn hợp lý xét về bản chất dữ liệu bởi một khu vực có dân số lớn sẽ có nhiều hộ gia đình hơn, kéo theo tổng số phòng và phòng ngủ cũng lớn hơn. Tuy nhiên, dưới góc độ mô hình hóa, đa cộng tuyến ở mức độ cao như vậy có thể gây ra những vấn đề nghiêm trọng đối với các mô hình hồi quy tuyến tính, làm cho các ước lượng hệ số trở nên không ổn định và khó diễn giải ý nghĩa thống kê.</w:t>
       </w:r>
     </w:p>
     <w:p>
       <w:pPr>
         <w:pStyle w:val="ds-markdown-paragraph"/>
-      </w:pPr>
-      <w:r>
-        <w:t>Một phát hiện quan trọng khác từ ma trận tương quan là sự tồn tại của hiện tượng đa cộng tuyến mạnh giữa nhóm các biến quy mô khu vực. Cụ thể, total_rooms, total_bedrooms, population và households có hệ số tương quan chéo với nhau đều vượt quá 0,85, thậm chí cặp total_rooms và total_bedrooms đạt đến 0,93. Điều này hoàn toàn hợp lý xét về bản chất dữ liệu bởi một khu vực có dân số lớn sẽ có nhiều hộ gia đình hơn, kéo theo tổng số phòng và phòng ngủ cũng lớn hơn. Tuy nhiên, dưới góc độ mô hình hóa, đa cộng tuyến ở mức độ cao như vậy có thể gây ra những vấn đề nghiêm trọng đối với các mô hình hồi quy tuyến tính, làm cho các ước lượng hệ số trở nên không ổn định và khó diễn giải ý nghĩa thống kê.</w:t>
+        <w:spacing w:line="360" w:lineRule="auto"/>
+        <w:rPr>
+          <w:sz w:val="28"/>
+          <w:szCs w:val="28"/>
+        </w:rPr>
+      </w:pPr>
+      <w:r>
+        <w:rPr>
+          <w:sz w:val="28"/>
+          <w:szCs w:val="28"/>
+        </w:rPr>
+        <w:t>Đối với các biến tọa độ địa lý, longitude và latitude có tương quan âm nhẹ với giá nhà, với hệ số lần lượt là âm 0,14 và âm 0,11. Mặc dù các giá trị này không lớn, chúng vẫn phản ánh một xu hướng nhất định rằng giá nhà có khuynh hướng cao hơn ở những khu vực ven biển phía Tây và thấp dần khi di chuyển vào sâu trong đất liền. Biến housing_median_age gần như không có tương quan tuyến tính với bất kỳ biến nào khác, kể cả biến mục tiêu, với các hệ số tương quan đều dưới ngưỡng 0,10.</w:t>
       </w:r>
     </w:p>
     <w:p>
       <w:pPr>
         <w:pStyle w:val="ds-markdown-paragraph"/>
-      </w:pPr>
-      <w:r>
-        <w:t>Đối với các biến tọa độ địa lý, longitude và latitude có tương quan âm nhẹ với giá nhà, với hệ số lần lượt là âm 0,14 và âm 0,11. Mặc dù các giá trị này không lớn, chúng vẫn phản ánh một xu hướng nhất định rằng giá nhà có khuynh hướng cao hơn ở những khu vực ven biển phía Tây và thấp dần khi di chuyển vào sâu trong đất liền. Biến housing_median_age gần như không có tương quan tuyến tính với bất kỳ biến nào khác, kể cả biến mục tiêu, với các hệ số tương quan đều dưới ngưỡng 0,10.</w:t>
-      </w:r>
-    </w:p>
-    <w:p>
-      <w:pPr>
-        <w:pStyle w:val="ds-markdown-paragraph"/>
-      </w:pPr>
-      <w:r>
+        <w:spacing w:line="360" w:lineRule="auto"/>
+        <w:rPr>
+          <w:sz w:val="28"/>
+          <w:szCs w:val="28"/>
+        </w:rPr>
+      </w:pPr>
+      <w:r>
+        <w:rPr>
+          <w:sz w:val="28"/>
+          <w:szCs w:val="28"/>
+        </w:rPr>
         <w:t>Như vậy, ma trận tương quan không chỉ khẳng định những phát hiện từ phân tích hai biến mà còn cung cấp thêm cảnh báo sớm về vấn đề đa cộng tuyến, từ đó định hướng cho các bước kỹ thuật đặc trưng nhằm giảm thiểu sự dư thừa thông tin giữa các biến độc lập.</w:t>
       </w:r>
       <w:bookmarkStart w:id="3" w:name="_nonadvk9yd9y" w:colFirst="0" w:colLast="0"/>
@@ -1336,34 +1299,36 @@
     </w:p>
     <w:p>
       <w:pPr>
-        <w:pStyle w:val="Heading1"/>
+        <w:pStyle w:val="Heading2"/>
       </w:pPr>
       <w:bookmarkStart w:id="4" w:name="_k4a5fsuuhkfw" w:colFirst="0" w:colLast="0"/>
       <w:bookmarkEnd w:id="4"/>
       <w:r>
-        <w:t>4.5. Phân tích không gian địa lý (Geospatial Analysis)</w:t>
-      </w:r>
-    </w:p>
-    <w:p>
-      <w:r>
-        <w:rPr>
-          <w:shd w:val="clear" w:color="auto" w:fill="FFFFFF"/>
-        </w:rPr>
-        <w:t>Phân tích không gian địa lý được thực hiện nhằm khám phá và trực quan hóa sự phân bố của giá nhà trên bản đồ thực tế của bang California, từ đó làm rõ mối liên hệ giữa vị trí địa lý và giá trị bất động sản. Bằng cách biểu diễn mỗi điểm dữ liệu lên mặt phẳng tọa độ với kinh độ và vĩ độ tương ứng</w:t>
-      </w:r>
-      <w:r>
-        <w:rPr>
-          <w:shd w:val="clear" w:color="auto" w:fill="FFFFFF"/>
-        </w:rPr>
-        <w:t>.</w:t>
-      </w:r>
-    </w:p>
-    <w:p>
-      <w:pPr>
-        <w:jc w:val="center"/>
-      </w:pPr>
-      <w:r>
-        <w:lastRenderedPageBreak/>
+        <w:t>4.</w:t>
+      </w:r>
+      <w:r>
+        <w:t>5</w:t>
+      </w:r>
+      <w:r>
+        <w:t>. Phân tích không gian địa lý (Geospatial Analysis)</w:t>
+      </w:r>
+    </w:p>
+    <w:p>
+      <w:r>
+        <w:rPr>
+          <w:shd w:val="clear" w:color="auto" w:fill="FFFFFF"/>
+        </w:rPr>
+        <w:t>Phân tích không gian địa lý được thực hiện nhằm khám phá và trực quan hóa sự phân bố của giá nhà trên bản đồ thực tế của bang California, từ đó làm rõ mối liên hệ giữa vị trí địa lý và giá trị bất động sản. Bằng cách biểu diễn mỗi điểm dữ liệu lên mặt phẳng tọa độ với kinh độ và vĩ độ tương ứng.</w:t>
+      </w:r>
+    </w:p>
+    <w:p>
+      <w:pPr>
+        <w:keepNext/>
+      </w:pPr>
+      <w:r>
+        <w:rPr>
+          <w:noProof/>
+        </w:rPr>
         <w:drawing>
           <wp:inline distT="0" distB="0" distL="0" distR="0" wp14:anchorId="4D32A21F" wp14:editId="5F97B7FD">
             <wp:extent cx="5417046" cy="3105397"/>
@@ -1403,6 +1368,30 @@
     </w:p>
     <w:p>
       <w:pPr>
+        <w:pStyle w:val="Caption"/>
+        <w:jc w:val="center"/>
+        <w:rPr>
+          <w:sz w:val="36"/>
+          <w:szCs w:val="36"/>
+        </w:rPr>
+      </w:pPr>
+      <w:r>
+        <w:rPr>
+          <w:sz w:val="22"/>
+          <w:szCs w:val="22"/>
+        </w:rPr>
+        <w:t xml:space="preserve">Hình 4.10. </w:t>
+      </w:r>
+      <w:r>
+        <w:rPr>
+          <w:sz w:val="22"/>
+          <w:szCs w:val="22"/>
+        </w:rPr>
+        <w:t>Phân bố không gian của giá nhà và thu nhập tại California</w:t>
+      </w:r>
+    </w:p>
+    <w:p>
+      <w:pPr>
         <w:rPr>
           <w:shd w:val="clear" w:color="auto" w:fill="FFFFFF"/>
         </w:rPr>
@@ -1466,11 +1455,8 @@
     </w:p>
     <w:p>
       <w:pPr>
+        <w:keepNext/>
         <w:jc w:val="center"/>
-        <w:rPr>
-          <w:shd w:val="clear" w:color="auto" w:fill="FFFFFF"/>
-          <w:lang w:val="vi"/>
-        </w:rPr>
       </w:pPr>
       <w:r>
         <w:rPr>
@@ -1528,6 +1514,25 @@
     </w:p>
     <w:p>
       <w:pPr>
+        <w:pStyle w:val="Caption"/>
+        <w:jc w:val="center"/>
+        <w:rPr>
+          <w:sz w:val="36"/>
+          <w:szCs w:val="36"/>
+          <w:shd w:val="clear" w:color="auto" w:fill="FFFFFF"/>
+          <w:lang w:val="vi"/>
+        </w:rPr>
+      </w:pPr>
+      <w:r>
+        <w:rPr>
+          <w:sz w:val="22"/>
+          <w:szCs w:val="22"/>
+        </w:rPr>
+        <w:t>Hình 4.11. Bản đồ bang California và các thành phố lớn</w:t>
+      </w:r>
+    </w:p>
+    <w:p>
+      <w:pPr>
         <w:rPr>
           <w:shd w:val="clear" w:color="auto" w:fill="FFFFFF"/>
         </w:rPr>
@@ -1542,20 +1547,7 @@
         <w:rPr>
           <w:shd w:val="clear" w:color="auto" w:fill="FFFFFF"/>
         </w:rPr>
-        <w:t xml:space="preserve">ự phân hóa rõ rệt về giá nhà theo không gian địa lý. Dải ven biển Thái Bình Dương, đặc biệt là khu vực trải dài từ vùng vịn San Francisco ở phía Bắc xuống đến Los Angeles Và San Diego ở phía nam, </w:t>
-      </w:r>
-      <w:r>
-        <w:rPr>
-          <w:shd w:val="clear" w:color="auto" w:fill="FFFFFF"/>
-        </w:rPr>
-        <w:t xml:space="preserve">là nơi </w:t>
-      </w:r>
-      <w:r>
-        <w:rPr>
-          <w:shd w:val="clear" w:color="auto" w:fill="FFFFFF"/>
-        </w:rPr>
-        <w:lastRenderedPageBreak/>
-        <w:t>tập trung phần lớn các điểm dữ liệu có giá nhà cao. Màu sắc trên bản đồ tại những khu vực này chuyển sang các tông đỏ và cam đậm, tương ứng với mức giá từ bốn trăm nghìn đến năm trăm nghìn USD. Ngược lại, các khu vực nội địa như Thung lũng Trung tâm và các quận phía Bắc xa bờ biển thể hiện mức giá nhà thấp hơn đáng kể, với màu xanh lam và xanh lục chiếm ưu thế, tương ứng với mức giá dưới hai trăm nghìn USD.</w:t>
+        <w:t>ự phân hóa rõ rệt về giá nhà theo không gian địa lý. Dải ven biển Thái Bình Dương, đặc biệt là khu vực trải dài từ vùng vịn San Francisco ở phía Bắc xuống đến Los Angeles Và San Diego ở phía nam, là nơi tập trung phần lớn các điểm dữ liệu có giá nhà cao. Màu sắc trên bản đồ tại những khu vực này chuyển sang các tông đỏ và cam đậm, tương ứng với mức giá từ bốn trăm nghìn đến năm trăm nghìn USD. Ngược lại, các khu vực nội địa như Thung lũng Trung tâm và các quận phía Bắc xa bờ biển thể hiện mức giá nhà thấp hơn đáng kể, với màu xanh lam và xanh lục chiếm ưu thế, tương ứng với mức giá dưới hai trăm nghìn USD.</w:t>
       </w:r>
     </w:p>
     <w:p>
@@ -1573,7 +1565,7 @@
     </w:p>
     <w:p>
       <w:pPr>
-        <w:pStyle w:val="Heading1"/>
+        <w:pStyle w:val="Heading2"/>
       </w:pPr>
       <w:r>
         <w:t>4.6. Insight chính rút ra từ EDA</w:t>
@@ -1593,11 +1585,7 @@
     </w:p>
     <w:p>
       <w:r>
-        <w:t xml:space="preserve">Thứ hai, tồn tại hiện tượng đa cộng tuyến nghiêm trọng giữa nhóm biến quy mô khu vực. Do total_rooms, total_bedrooms, population và households mang nội dung thông tin trùng lặp cao (hệ số tương quan lần lượt trên 0,85), việc đưa tất cả các biến này vào mô hình tuyến tính có thể gây ra sự không ổn định trong ước </w:t>
-      </w:r>
-      <w:r>
-        <w:lastRenderedPageBreak/>
-        <w:t xml:space="preserve">lượng hệ số. Thành thử nên kỹ thuật đặc trưng hóa như tổng số phòng trên mỗi hộ gia đình (rooms_per_household), tỉ lệ phòng ngủ trên tổng số phòng (bedrooms_ratio) và dân số trên mỗi hộ gia đình (population_per_household) là hướng xử lý hiệu quả hơn, cho phép giữ lại thông tin cần thiết trong khi giảm thiểu sự dư thừa. </w:t>
+        <w:t xml:space="preserve">Thứ hai, tồn tại hiện tượng đa cộng tuyến nghiêm trọng giữa nhóm biến quy mô khu vực. Do total_rooms, total_bedrooms, population và households mang nội dung thông tin trùng lặp cao (hệ số tương quan lần lượt trên 0,85), việc đưa tất cả các biến này vào mô hình tuyến tính có thể gây ra sự không ổn định trong ước lượng hệ số. Thành thử nên kỹ thuật đặc trưng hóa như tổng số phòng trên mỗi hộ gia đình (rooms_per_household), tỉ lệ phòng ngủ trên tổng số phòng (bedrooms_ratio) và dân số trên mỗi hộ gia đình (population_per_household) là hướng xử lý hiệu quả hơn, cho phép giữ lại thông tin cần thiết trong khi giảm thiểu sự dư thừa. </w:t>
       </w:r>
     </w:p>
     <w:p>
@@ -2661,6 +2649,7 @@
     <w:next w:val="Normal"/>
     <w:uiPriority w:val="9"/>
     <w:qFormat/>
+    <w:rsid w:val="00B16207"/>
     <w:pPr>
       <w:keepNext/>
       <w:keepLines/>
@@ -2670,8 +2659,8 @@
     <w:rPr>
       <w:b/>
       <w:bCs/>
-      <w:sz w:val="40"/>
-      <w:szCs w:val="40"/>
+      <w:sz w:val="36"/>
+      <w:szCs w:val="36"/>
     </w:rPr>
   </w:style>
   <w:style w:type="paragraph" w:styleId="Heading2">
@@ -2681,12 +2670,19 @@
     <w:uiPriority w:val="9"/>
     <w:unhideWhenUsed/>
     <w:qFormat/>
+    <w:rsid w:val="00B16207"/>
     <w:pPr>
       <w:keepNext/>
       <w:keepLines/>
       <w:spacing w:before="240" w:after="240"/>
       <w:outlineLvl w:val="1"/>
     </w:pPr>
+    <w:rPr>
+      <w:b/>
+      <w:bCs/>
+      <w:sz w:val="32"/>
+      <w:szCs w:val="32"/>
+    </w:rPr>
   </w:style>
   <w:style w:type="paragraph" w:styleId="Heading3">
     <w:name w:val="heading 3"/>
